--- a/fra/docx/013.content.docx
+++ b/fra/docx/013.content.docx
@@ -19,7 +19,7 @@
         <w:rPr>
           <w:lang w:val="fr_FR" w:bidi="fr_FR"/>
         </w:rPr>
-        <w:t>Resource: Tyndale Open Study Notes</w:t>
+        <w:t>Resource: Aquifer Open Study Notes (Profiles)</w:t>
       </w:r>
       <w:r>
         <w:rPr>
@@ -112,7 +112,7 @@
         <w:rPr>
           <w:lang w:val="fr_FR" w:bidi="fr_FR"/>
         </w:rPr>
-        <w:t>Tyndale Open Study Notes</w:t>
+        <w:t>Aquifer Open Study Notes (Profiles)</w:t>
       </w:r>
     </w:p>
     <w:p>

--- a/fra/docx/013.content.docx
+++ b/fra/docx/013.content.docx
@@ -261,72 +261,48 @@
         </w:rPr>
         <w:t>Après avoir remporté la victoire à Carkemisch en 605 av. J.‑C., Nebucadnetsar a conquis la Syrie et les régions voisines, y compris Juda. Cette année-là, il a assiégé Jérusalem pour la première fois (</w:t>
       </w:r>
-      <w:hyperlink r:id="rId13">
-        <w:r>
-          <w:rPr>
-            <w:lang w:val="fr_FR" w:bidi="fr_FR"/>
-          </w:rPr>
-          <w:rPr>
-            <w:color w:val="0000EE"/>
-            <w:u w:val="single"/>
-          </w:rPr>
-          <w:t>2R 24.1</w:t>
-        </w:r>
-      </w:hyperlink>
+      <w:r>
+        <w:rPr>
+          <w:lang w:val="fr_FR" w:bidi="fr_FR"/>
+        </w:rPr>
+        <w:t>2R 24.1</w:t>
+      </w:r>
       <w:r>
         <w:rPr>
           <w:lang w:val="fr_FR" w:bidi="fr_FR"/>
         </w:rPr>
         <w:t xml:space="preserve"> ; </w:t>
       </w:r>
-      <w:hyperlink r:id="rId14">
-        <w:r>
-          <w:rPr>
-            <w:lang w:val="fr_FR" w:bidi="fr_FR"/>
-          </w:rPr>
-          <w:rPr>
-            <w:color w:val="0000EE"/>
-            <w:u w:val="single"/>
-          </w:rPr>
-          <w:t>1.1–2</w:t>
-        </w:r>
-      </w:hyperlink>
+      <w:r>
+        <w:rPr>
+          <w:lang w:val="fr_FR" w:bidi="fr_FR"/>
+        </w:rPr>
+        <w:t>1.1–2</w:t>
+      </w:r>
       <w:r>
         <w:rPr>
           <w:lang w:val="fr_FR" w:bidi="fr_FR"/>
         </w:rPr>
         <w:t>). Il s’est emparé de certains objets du temple et de plusieurs jeunes dirigeants de Juda, dont Daniel et ses trois amis. Nebucadnetsar a pris à nouveau Jérusalem en 597 av. J.‑C. (</w:t>
       </w:r>
-      <w:hyperlink r:id="rId15">
-        <w:r>
-          <w:rPr>
-            <w:lang w:val="fr_FR" w:bidi="fr_FR"/>
-          </w:rPr>
-          <w:rPr>
-            <w:color w:val="0000EE"/>
-            <w:u w:val="single"/>
-          </w:rPr>
-          <w:t>2R 24.10–17</w:t>
-        </w:r>
-      </w:hyperlink>
+      <w:r>
+        <w:rPr>
+          <w:lang w:val="fr_FR" w:bidi="fr_FR"/>
+        </w:rPr>
+        <w:t>2R 24.10–17</w:t>
+      </w:r>
       <w:r>
         <w:rPr>
           <w:lang w:val="fr_FR" w:bidi="fr_FR"/>
         </w:rPr>
         <w:t>). Il a assiégé Jérusalem en 588 av. J.‑C. et a détruit la ville et le temple en 586 av. J.‑C., et a condamné à l’exil la plupart des habitants qui restaient (</w:t>
       </w:r>
-      <w:hyperlink r:id="rId16">
-        <w:r>
-          <w:rPr>
-            <w:lang w:val="fr_FR" w:bidi="fr_FR"/>
-          </w:rPr>
-          <w:rPr>
-            <w:color w:val="0000EE"/>
-            <w:u w:val="single"/>
-          </w:rPr>
-          <w:t>2R 25.1–21</w:t>
-        </w:r>
-      </w:hyperlink>
+      <w:r>
+        <w:rPr>
+          <w:lang w:val="fr_FR" w:bidi="fr_FR"/>
+        </w:rPr>
+        <w:t>2R 25.1–21</w:t>
+      </w:r>
       <w:r>
         <w:rPr>
           <w:lang w:val="fr_FR" w:bidi="fr_FR"/>
@@ -347,36 +323,24 @@
         </w:rPr>
         <w:t>Une description détaillée et intéressante de Nebucadnetsar se trouve dans le livre de Daniel. Nebucadnetsar a emmené Daniel et ses amis à Babylone avec lui pour leur enseigner les us et coutumes babyloniens. Cependant, Dieu a utilisé Daniel pour donner des enseignements à Nebucadnetsar au sujet de Dieu. Après avoir été humilié en raison de son grand orgueil (</w:t>
       </w:r>
-      <w:hyperlink r:id="rId17">
-        <w:r>
-          <w:rPr>
-            <w:lang w:val="fr_FR" w:bidi="fr_FR"/>
-          </w:rPr>
-          <w:rPr>
-            <w:color w:val="0000EE"/>
-            <w:u w:val="single"/>
-          </w:rPr>
-          <w:t>Dn 4.28–33</w:t>
-        </w:r>
-      </w:hyperlink>
+      <w:r>
+        <w:rPr>
+          <w:lang w:val="fr_FR" w:bidi="fr_FR"/>
+        </w:rPr>
+        <w:t>Dn 4.28–33</w:t>
+      </w:r>
       <w:r>
         <w:rPr>
           <w:lang w:val="fr_FR" w:bidi="fr_FR"/>
         </w:rPr>
         <w:t>), Nebucadnetsar a reconnu la souveraineté et la puissance du Seigneur (</w:t>
       </w:r>
-      <w:hyperlink r:id="rId18">
-        <w:r>
-          <w:rPr>
-            <w:lang w:val="fr_FR" w:bidi="fr_FR"/>
-          </w:rPr>
-          <w:rPr>
-            <w:color w:val="0000EE"/>
-            <w:u w:val="single"/>
-          </w:rPr>
-          <w:t>Dn 4.34–37</w:t>
-        </w:r>
-      </w:hyperlink>
+      <w:r>
+        <w:rPr>
+          <w:lang w:val="fr_FR" w:bidi="fr_FR"/>
+        </w:rPr>
+        <w:t>Dn 4.34–37</w:t>
+      </w:r>
       <w:r>
         <w:rPr>
           <w:lang w:val="fr_FR" w:bidi="fr_FR"/>
@@ -406,708 +370,432 @@
           <w:lang w:val="fr_FR" w:bidi="fr_FR"/>
         </w:rPr>
       </w:r>
-      <w:hyperlink r:id="rId19">
-        <w:r>
-          <w:rPr>
-            <w:lang w:val="fr_FR" w:bidi="fr_FR"/>
-          </w:rPr>
-          <w:rPr>
-            <w:color w:val="0000EE"/>
-            <w:u w:val="single"/>
-          </w:rPr>
-          <w:t xml:space="preserve">2R 24.1–25.30 </w:t>
-        </w:r>
-      </w:hyperlink>
+      <w:r>
+        <w:rPr>
+          <w:lang w:val="fr_FR" w:bidi="fr_FR"/>
+        </w:rPr>
+        <w:t xml:space="preserve">2R 24.1–25.30 </w:t>
+      </w:r>
       <w:r>
         <w:rPr>
           <w:lang w:val="fr_FR" w:bidi="fr_FR"/>
         </w:rPr>
         <w:t xml:space="preserve">; </w:t>
       </w:r>
-      <w:hyperlink r:id="rId20">
-        <w:r>
-          <w:rPr>
-            <w:lang w:val="fr_FR" w:bidi="fr_FR"/>
-          </w:rPr>
-          <w:rPr>
-            <w:color w:val="0000EE"/>
-            <w:u w:val="single"/>
-          </w:rPr>
-          <w:t>2 Ch 36.6–21</w:t>
-        </w:r>
-      </w:hyperlink>
-      <w:hyperlink r:id="rId19">
-        <w:r>
-          <w:rPr>
-            <w:lang w:val="fr_FR" w:bidi="fr_FR"/>
-          </w:rPr>
-          <w:rPr>
-            <w:color w:val="0000EE"/>
-            <w:u w:val="single"/>
-          </w:rPr>
-          <w:t xml:space="preserve"> </w:t>
-        </w:r>
-      </w:hyperlink>
+      <w:r>
+        <w:rPr>
+          <w:lang w:val="fr_FR" w:bidi="fr_FR"/>
+        </w:rPr>
+        <w:t>2 Ch 36.6–21</w:t>
+      </w:r>
+      <w:r>
+        <w:rPr>
+          <w:lang w:val="fr_FR" w:bidi="fr_FR"/>
+        </w:rPr>
+        <w:t xml:space="preserve"> </w:t>
+      </w:r>
       <w:r>
         <w:rPr>
           <w:lang w:val="fr_FR" w:bidi="fr_FR"/>
         </w:rPr>
         <w:t xml:space="preserve">; </w:t>
       </w:r>
-      <w:hyperlink r:id="rId21">
-        <w:r>
-          <w:rPr>
-            <w:lang w:val="fr_FR" w:bidi="fr_FR"/>
-          </w:rPr>
-          <w:rPr>
-            <w:color w:val="0000EE"/>
-            <w:u w:val="single"/>
-          </w:rPr>
-          <w:t>Jr 21.1–10</w:t>
-        </w:r>
-      </w:hyperlink>
-      <w:hyperlink r:id="rId19">
-        <w:r>
-          <w:rPr>
-            <w:lang w:val="fr_FR" w:bidi="fr_FR"/>
-          </w:rPr>
-          <w:rPr>
-            <w:color w:val="0000EE"/>
-            <w:u w:val="single"/>
-          </w:rPr>
-          <w:t xml:space="preserve"> </w:t>
-        </w:r>
-      </w:hyperlink>
+      <w:r>
+        <w:rPr>
+          <w:lang w:val="fr_FR" w:bidi="fr_FR"/>
+        </w:rPr>
+        <w:t>Jr 21.1–10</w:t>
+      </w:r>
+      <w:r>
+        <w:rPr>
+          <w:lang w:val="fr_FR" w:bidi="fr_FR"/>
+        </w:rPr>
+        <w:t xml:space="preserve"> </w:t>
+      </w:r>
       <w:r>
         <w:rPr>
           <w:lang w:val="fr_FR" w:bidi="fr_FR"/>
         </w:rPr>
         <w:t xml:space="preserve">; </w:t>
       </w:r>
-      <w:hyperlink r:id="rId22">
-        <w:r>
-          <w:rPr>
-            <w:lang w:val="fr_FR" w:bidi="fr_FR"/>
-          </w:rPr>
-          <w:rPr>
-            <w:color w:val="0000EE"/>
-            <w:u w:val="single"/>
-          </w:rPr>
-          <w:t>22.24–27</w:t>
-        </w:r>
-      </w:hyperlink>
-      <w:hyperlink r:id="rId19">
-        <w:r>
-          <w:rPr>
-            <w:lang w:val="fr_FR" w:bidi="fr_FR"/>
-          </w:rPr>
-          <w:rPr>
-            <w:color w:val="0000EE"/>
-            <w:u w:val="single"/>
-          </w:rPr>
-          <w:t xml:space="preserve"> </w:t>
-        </w:r>
-      </w:hyperlink>
+      <w:r>
+        <w:rPr>
+          <w:lang w:val="fr_FR" w:bidi="fr_FR"/>
+        </w:rPr>
+        <w:t>22.24–27</w:t>
+      </w:r>
+      <w:r>
+        <w:rPr>
+          <w:lang w:val="fr_FR" w:bidi="fr_FR"/>
+        </w:rPr>
+        <w:t xml:space="preserve"> </w:t>
+      </w:r>
       <w:r>
         <w:rPr>
           <w:lang w:val="fr_FR" w:bidi="fr_FR"/>
         </w:rPr>
         <w:t xml:space="preserve">; </w:t>
       </w:r>
-      <w:hyperlink r:id="rId23">
-        <w:r>
-          <w:rPr>
-            <w:lang w:val="fr_FR" w:bidi="fr_FR"/>
-          </w:rPr>
-          <w:rPr>
-            <w:color w:val="0000EE"/>
-            <w:u w:val="single"/>
-          </w:rPr>
-          <w:t xml:space="preserve">24.1 </w:t>
-        </w:r>
-      </w:hyperlink>
+      <w:r>
+        <w:rPr>
+          <w:lang w:val="fr_FR" w:bidi="fr_FR"/>
+        </w:rPr>
+        <w:t xml:space="preserve">24.1 </w:t>
+      </w:r>
       <w:r>
         <w:rPr>
           <w:lang w:val="fr_FR" w:bidi="fr_FR"/>
         </w:rPr>
         <w:t xml:space="preserve">; </w:t>
       </w:r>
-      <w:hyperlink r:id="rId24">
-        <w:r>
-          <w:rPr>
-            <w:lang w:val="fr_FR" w:bidi="fr_FR"/>
-          </w:rPr>
-          <w:rPr>
-            <w:color w:val="0000EE"/>
-            <w:u w:val="single"/>
-          </w:rPr>
-          <w:t>25.1–14</w:t>
-        </w:r>
-      </w:hyperlink>
-      <w:hyperlink r:id="rId19">
-        <w:r>
-          <w:rPr>
-            <w:lang w:val="fr_FR" w:bidi="fr_FR"/>
-          </w:rPr>
-          <w:rPr>
-            <w:color w:val="0000EE"/>
-            <w:u w:val="single"/>
-          </w:rPr>
-          <w:t xml:space="preserve"> </w:t>
-        </w:r>
-      </w:hyperlink>
+      <w:r>
+        <w:rPr>
+          <w:lang w:val="fr_FR" w:bidi="fr_FR"/>
+        </w:rPr>
+        <w:t>25.1–14</w:t>
+      </w:r>
+      <w:r>
+        <w:rPr>
+          <w:lang w:val="fr_FR" w:bidi="fr_FR"/>
+        </w:rPr>
+        <w:t xml:space="preserve"> </w:t>
+      </w:r>
       <w:r>
         <w:rPr>
           <w:lang w:val="fr_FR" w:bidi="fr_FR"/>
         </w:rPr>
         <w:t xml:space="preserve">; </w:t>
       </w:r>
-      <w:hyperlink r:id="rId25">
-        <w:r>
-          <w:rPr>
-            <w:lang w:val="fr_FR" w:bidi="fr_FR"/>
-          </w:rPr>
-          <w:rPr>
-            <w:color w:val="0000EE"/>
-            <w:u w:val="single"/>
-          </w:rPr>
-          <w:t>27.4–8</w:t>
-        </w:r>
-      </w:hyperlink>
-      <w:hyperlink r:id="rId19">
-        <w:r>
-          <w:rPr>
-            <w:lang w:val="fr_FR" w:bidi="fr_FR"/>
-          </w:rPr>
-          <w:rPr>
-            <w:color w:val="0000EE"/>
-            <w:u w:val="single"/>
-          </w:rPr>
-          <w:t xml:space="preserve"> </w:t>
-        </w:r>
-      </w:hyperlink>
+      <w:r>
+        <w:rPr>
+          <w:lang w:val="fr_FR" w:bidi="fr_FR"/>
+        </w:rPr>
+        <w:t>27.4–8</w:t>
+      </w:r>
+      <w:r>
+        <w:rPr>
+          <w:lang w:val="fr_FR" w:bidi="fr_FR"/>
+        </w:rPr>
+        <w:t xml:space="preserve"> </w:t>
+      </w:r>
       <w:r>
         <w:rPr>
           <w:lang w:val="fr_FR" w:bidi="fr_FR"/>
         </w:rPr>
         <w:t xml:space="preserve">; </w:t>
       </w:r>
-      <w:hyperlink r:id="rId26">
-        <w:r>
-          <w:rPr>
-            <w:lang w:val="fr_FR" w:bidi="fr_FR"/>
-          </w:rPr>
-          <w:rPr>
-            <w:color w:val="0000EE"/>
-            <w:u w:val="single"/>
-          </w:rPr>
-          <w:t>28.14</w:t>
-        </w:r>
-      </w:hyperlink>
-      <w:hyperlink r:id="rId19">
-        <w:r>
-          <w:rPr>
-            <w:lang w:val="fr_FR" w:bidi="fr_FR"/>
-          </w:rPr>
-          <w:rPr>
-            <w:color w:val="0000EE"/>
-            <w:u w:val="single"/>
-          </w:rPr>
-          <w:t xml:space="preserve"> </w:t>
-        </w:r>
-      </w:hyperlink>
+      <w:r>
+        <w:rPr>
+          <w:lang w:val="fr_FR" w:bidi="fr_FR"/>
+        </w:rPr>
+        <w:t>28.14</w:t>
+      </w:r>
+      <w:r>
+        <w:rPr>
+          <w:lang w:val="fr_FR" w:bidi="fr_FR"/>
+        </w:rPr>
+        <w:t xml:space="preserve"> </w:t>
+      </w:r>
       <w:r>
         <w:rPr>
           <w:lang w:val="fr_FR" w:bidi="fr_FR"/>
         </w:rPr>
         <w:t xml:space="preserve">; </w:t>
       </w:r>
-      <w:hyperlink r:id="rId27">
-        <w:r>
-          <w:rPr>
-            <w:lang w:val="fr_FR" w:bidi="fr_FR"/>
-          </w:rPr>
-          <w:rPr>
-            <w:color w:val="0000EE"/>
-            <w:u w:val="single"/>
-          </w:rPr>
-          <w:t>29.1–23</w:t>
-        </w:r>
-      </w:hyperlink>
-      <w:hyperlink r:id="rId19">
-        <w:r>
-          <w:rPr>
-            <w:lang w:val="fr_FR" w:bidi="fr_FR"/>
-          </w:rPr>
-          <w:rPr>
-            <w:color w:val="0000EE"/>
-            <w:u w:val="single"/>
-          </w:rPr>
-          <w:t xml:space="preserve"> </w:t>
-        </w:r>
-      </w:hyperlink>
+      <w:r>
+        <w:rPr>
+          <w:lang w:val="fr_FR" w:bidi="fr_FR"/>
+        </w:rPr>
+        <w:t>29.1–23</w:t>
+      </w:r>
+      <w:r>
+        <w:rPr>
+          <w:lang w:val="fr_FR" w:bidi="fr_FR"/>
+        </w:rPr>
+        <w:t xml:space="preserve"> </w:t>
+      </w:r>
       <w:r>
         <w:rPr>
           <w:lang w:val="fr_FR" w:bidi="fr_FR"/>
         </w:rPr>
         <w:t xml:space="preserve">; </w:t>
       </w:r>
-      <w:hyperlink r:id="rId28">
-        <w:r>
-          <w:rPr>
-            <w:lang w:val="fr_FR" w:bidi="fr_FR"/>
-          </w:rPr>
-          <w:rPr>
-            <w:color w:val="0000EE"/>
-            <w:u w:val="single"/>
-          </w:rPr>
-          <w:t>32.1–5</w:t>
-        </w:r>
-      </w:hyperlink>
+      <w:r>
+        <w:rPr>
+          <w:lang w:val="fr_FR" w:bidi="fr_FR"/>
+        </w:rPr>
+        <w:t>32.1–5</w:t>
+      </w:r>
       <w:r>
         <w:rPr>
           <w:lang w:val="fr_FR" w:bidi="fr_FR"/>
         </w:rPr>
         <w:t xml:space="preserve">, </w:t>
       </w:r>
-      <w:hyperlink r:id="rId29">
-        <w:r>
-          <w:rPr>
-            <w:lang w:val="fr_FR" w:bidi="fr_FR"/>
-          </w:rPr>
-          <w:rPr>
-            <w:color w:val="0000EE"/>
-            <w:u w:val="single"/>
-          </w:rPr>
-          <w:t>26–31</w:t>
-        </w:r>
-      </w:hyperlink>
-      <w:hyperlink r:id="rId19">
-        <w:r>
-          <w:rPr>
-            <w:lang w:val="fr_FR" w:bidi="fr_FR"/>
-          </w:rPr>
-          <w:rPr>
-            <w:color w:val="0000EE"/>
-            <w:u w:val="single"/>
-          </w:rPr>
-          <w:t xml:space="preserve"> </w:t>
-        </w:r>
-      </w:hyperlink>
+      <w:r>
+        <w:rPr>
+          <w:lang w:val="fr_FR" w:bidi="fr_FR"/>
+        </w:rPr>
+        <w:t>26–31</w:t>
+      </w:r>
+      <w:r>
+        <w:rPr>
+          <w:lang w:val="fr_FR" w:bidi="fr_FR"/>
+        </w:rPr>
+        <w:t xml:space="preserve"> </w:t>
+      </w:r>
       <w:r>
         <w:rPr>
           <w:lang w:val="fr_FR" w:bidi="fr_FR"/>
         </w:rPr>
         <w:t xml:space="preserve">; </w:t>
       </w:r>
-      <w:hyperlink r:id="rId30">
-        <w:r>
-          <w:rPr>
-            <w:lang w:val="fr_FR" w:bidi="fr_FR"/>
-          </w:rPr>
-          <w:rPr>
-            <w:color w:val="0000EE"/>
-            <w:u w:val="single"/>
-          </w:rPr>
-          <w:t>34.1–3</w:t>
-        </w:r>
-      </w:hyperlink>
-      <w:hyperlink r:id="rId19">
-        <w:r>
-          <w:rPr>
-            <w:lang w:val="fr_FR" w:bidi="fr_FR"/>
-          </w:rPr>
-          <w:rPr>
-            <w:color w:val="0000EE"/>
-            <w:u w:val="single"/>
-          </w:rPr>
-          <w:t xml:space="preserve"> </w:t>
-        </w:r>
-      </w:hyperlink>
+      <w:r>
+        <w:rPr>
+          <w:lang w:val="fr_FR" w:bidi="fr_FR"/>
+        </w:rPr>
+        <w:t>34.1–3</w:t>
+      </w:r>
+      <w:r>
+        <w:rPr>
+          <w:lang w:val="fr_FR" w:bidi="fr_FR"/>
+        </w:rPr>
+        <w:t xml:space="preserve"> </w:t>
+      </w:r>
       <w:r>
         <w:rPr>
           <w:lang w:val="fr_FR" w:bidi="fr_FR"/>
         </w:rPr>
         <w:t xml:space="preserve">; </w:t>
       </w:r>
-      <w:hyperlink r:id="rId31">
-        <w:r>
-          <w:rPr>
-            <w:lang w:val="fr_FR" w:bidi="fr_FR"/>
-          </w:rPr>
-          <w:rPr>
-            <w:color w:val="0000EE"/>
-            <w:u w:val="single"/>
-          </w:rPr>
-          <w:t>37.1</w:t>
-        </w:r>
-      </w:hyperlink>
-      <w:hyperlink r:id="rId19">
-        <w:r>
-          <w:rPr>
-            <w:lang w:val="fr_FR" w:bidi="fr_FR"/>
-          </w:rPr>
-          <w:rPr>
-            <w:color w:val="0000EE"/>
-            <w:u w:val="single"/>
-          </w:rPr>
-          <w:t xml:space="preserve"> </w:t>
-        </w:r>
-      </w:hyperlink>
+      <w:r>
+        <w:rPr>
+          <w:lang w:val="fr_FR" w:bidi="fr_FR"/>
+        </w:rPr>
+        <w:t>37.1</w:t>
+      </w:r>
+      <w:r>
+        <w:rPr>
+          <w:lang w:val="fr_FR" w:bidi="fr_FR"/>
+        </w:rPr>
+        <w:t xml:space="preserve"> </w:t>
+      </w:r>
       <w:r>
         <w:rPr>
           <w:lang w:val="fr_FR" w:bidi="fr_FR"/>
         </w:rPr>
         <w:t xml:space="preserve">; </w:t>
       </w:r>
-      <w:hyperlink r:id="rId32">
-        <w:r>
-          <w:rPr>
-            <w:lang w:val="fr_FR" w:bidi="fr_FR"/>
-          </w:rPr>
-          <w:rPr>
-            <w:color w:val="0000EE"/>
-            <w:u w:val="single"/>
-          </w:rPr>
-          <w:t>39.1–14</w:t>
-        </w:r>
-      </w:hyperlink>
-      <w:hyperlink r:id="rId19">
-        <w:r>
-          <w:rPr>
-            <w:lang w:val="fr_FR" w:bidi="fr_FR"/>
-          </w:rPr>
-          <w:rPr>
-            <w:color w:val="0000EE"/>
-            <w:u w:val="single"/>
-          </w:rPr>
-          <w:t xml:space="preserve"> </w:t>
-        </w:r>
-      </w:hyperlink>
+      <w:r>
+        <w:rPr>
+          <w:lang w:val="fr_FR" w:bidi="fr_FR"/>
+        </w:rPr>
+        <w:t>39.1–14</w:t>
+      </w:r>
+      <w:r>
+        <w:rPr>
+          <w:lang w:val="fr_FR" w:bidi="fr_FR"/>
+        </w:rPr>
+        <w:t xml:space="preserve"> </w:t>
+      </w:r>
       <w:r>
         <w:rPr>
           <w:lang w:val="fr_FR" w:bidi="fr_FR"/>
         </w:rPr>
         <w:t xml:space="preserve">; </w:t>
       </w:r>
-      <w:hyperlink r:id="rId33">
-        <w:r>
-          <w:rPr>
-            <w:lang w:val="fr_FR" w:bidi="fr_FR"/>
-          </w:rPr>
-          <w:rPr>
-            <w:color w:val="0000EE"/>
-            <w:u w:val="single"/>
-          </w:rPr>
-          <w:t>43.10–13</w:t>
-        </w:r>
-      </w:hyperlink>
-      <w:hyperlink r:id="rId19">
-        <w:r>
-          <w:rPr>
-            <w:lang w:val="fr_FR" w:bidi="fr_FR"/>
-          </w:rPr>
-          <w:rPr>
-            <w:color w:val="0000EE"/>
-            <w:u w:val="single"/>
-          </w:rPr>
-          <w:t xml:space="preserve"> </w:t>
-        </w:r>
-      </w:hyperlink>
+      <w:r>
+        <w:rPr>
+          <w:lang w:val="fr_FR" w:bidi="fr_FR"/>
+        </w:rPr>
+        <w:t>43.10–13</w:t>
+      </w:r>
+      <w:r>
+        <w:rPr>
+          <w:lang w:val="fr_FR" w:bidi="fr_FR"/>
+        </w:rPr>
+        <w:t xml:space="preserve"> </w:t>
+      </w:r>
       <w:r>
         <w:rPr>
           <w:lang w:val="fr_FR" w:bidi="fr_FR"/>
         </w:rPr>
         <w:t xml:space="preserve">; </w:t>
       </w:r>
-      <w:hyperlink r:id="rId34">
-        <w:r>
-          <w:rPr>
-            <w:lang w:val="fr_FR" w:bidi="fr_FR"/>
-          </w:rPr>
-          <w:rPr>
-            <w:color w:val="0000EE"/>
-            <w:u w:val="single"/>
-          </w:rPr>
-          <w:t>46.2</w:t>
-        </w:r>
-      </w:hyperlink>
+      <w:r>
+        <w:rPr>
+          <w:lang w:val="fr_FR" w:bidi="fr_FR"/>
+        </w:rPr>
+        <w:t>46.2</w:t>
+      </w:r>
       <w:r>
         <w:rPr>
           <w:lang w:val="fr_FR" w:bidi="fr_FR"/>
         </w:rPr>
         <w:t xml:space="preserve">, </w:t>
       </w:r>
-      <w:hyperlink r:id="rId35">
-        <w:r>
-          <w:rPr>
-            <w:lang w:val="fr_FR" w:bidi="fr_FR"/>
-          </w:rPr>
-          <w:rPr>
-            <w:color w:val="0000EE"/>
-            <w:u w:val="single"/>
-          </w:rPr>
-          <w:t>13–26</w:t>
-        </w:r>
-      </w:hyperlink>
-      <w:hyperlink r:id="rId19">
-        <w:r>
-          <w:rPr>
-            <w:lang w:val="fr_FR" w:bidi="fr_FR"/>
-          </w:rPr>
-          <w:rPr>
-            <w:color w:val="0000EE"/>
-            <w:u w:val="single"/>
-          </w:rPr>
-          <w:t xml:space="preserve"> </w:t>
-        </w:r>
-      </w:hyperlink>
+      <w:r>
+        <w:rPr>
+          <w:lang w:val="fr_FR" w:bidi="fr_FR"/>
+        </w:rPr>
+        <w:t>13–26</w:t>
+      </w:r>
+      <w:r>
+        <w:rPr>
+          <w:lang w:val="fr_FR" w:bidi="fr_FR"/>
+        </w:rPr>
+        <w:t xml:space="preserve"> </w:t>
+      </w:r>
       <w:r>
         <w:rPr>
           <w:lang w:val="fr_FR" w:bidi="fr_FR"/>
         </w:rPr>
         <w:t xml:space="preserve">; </w:t>
       </w:r>
-      <w:hyperlink r:id="rId36">
-        <w:r>
-          <w:rPr>
-            <w:lang w:val="fr_FR" w:bidi="fr_FR"/>
-          </w:rPr>
-          <w:rPr>
-            <w:color w:val="0000EE"/>
-            <w:u w:val="single"/>
-          </w:rPr>
-          <w:t>49.28–33</w:t>
-        </w:r>
-      </w:hyperlink>
-      <w:hyperlink r:id="rId19">
-        <w:r>
-          <w:rPr>
-            <w:lang w:val="fr_FR" w:bidi="fr_FR"/>
-          </w:rPr>
-          <w:rPr>
-            <w:color w:val="0000EE"/>
-            <w:u w:val="single"/>
-          </w:rPr>
-          <w:t xml:space="preserve"> </w:t>
-        </w:r>
-      </w:hyperlink>
+      <w:r>
+        <w:rPr>
+          <w:lang w:val="fr_FR" w:bidi="fr_FR"/>
+        </w:rPr>
+        <w:t>49.28–33</w:t>
+      </w:r>
+      <w:r>
+        <w:rPr>
+          <w:lang w:val="fr_FR" w:bidi="fr_FR"/>
+        </w:rPr>
+        <w:t xml:space="preserve"> </w:t>
+      </w:r>
       <w:r>
         <w:rPr>
           <w:lang w:val="fr_FR" w:bidi="fr_FR"/>
         </w:rPr>
         <w:t xml:space="preserve">; </w:t>
       </w:r>
-      <w:hyperlink r:id="rId37">
-        <w:r>
-          <w:rPr>
-            <w:lang w:val="fr_FR" w:bidi="fr_FR"/>
-          </w:rPr>
-          <w:rPr>
-            <w:color w:val="0000EE"/>
-            <w:u w:val="single"/>
-          </w:rPr>
-          <w:t>50.17</w:t>
-        </w:r>
-      </w:hyperlink>
-      <w:hyperlink r:id="rId19">
-        <w:r>
-          <w:rPr>
-            <w:lang w:val="fr_FR" w:bidi="fr_FR"/>
-          </w:rPr>
-          <w:rPr>
-            <w:color w:val="0000EE"/>
-            <w:u w:val="single"/>
-          </w:rPr>
-          <w:t xml:space="preserve"> </w:t>
-        </w:r>
-      </w:hyperlink>
+      <w:r>
+        <w:rPr>
+          <w:lang w:val="fr_FR" w:bidi="fr_FR"/>
+        </w:rPr>
+        <w:t>50.17</w:t>
+      </w:r>
+      <w:r>
+        <w:rPr>
+          <w:lang w:val="fr_FR" w:bidi="fr_FR"/>
+        </w:rPr>
+        <w:t xml:space="preserve"> </w:t>
+      </w:r>
       <w:r>
         <w:rPr>
           <w:lang w:val="fr_FR" w:bidi="fr_FR"/>
         </w:rPr>
         <w:t xml:space="preserve">; </w:t>
       </w:r>
-      <w:hyperlink r:id="rId38">
-        <w:r>
-          <w:rPr>
-            <w:lang w:val="fr_FR" w:bidi="fr_FR"/>
-          </w:rPr>
-          <w:rPr>
-            <w:color w:val="0000EE"/>
-            <w:u w:val="single"/>
-          </w:rPr>
-          <w:t>51.34</w:t>
-        </w:r>
-      </w:hyperlink>
-      <w:hyperlink r:id="rId19">
-        <w:r>
-          <w:rPr>
-            <w:lang w:val="fr_FR" w:bidi="fr_FR"/>
-          </w:rPr>
-          <w:rPr>
-            <w:color w:val="0000EE"/>
-            <w:u w:val="single"/>
-          </w:rPr>
-          <w:t xml:space="preserve"> </w:t>
-        </w:r>
-      </w:hyperlink>
+      <w:r>
+        <w:rPr>
+          <w:lang w:val="fr_FR" w:bidi="fr_FR"/>
+        </w:rPr>
+        <w:t>51.34</w:t>
+      </w:r>
+      <w:r>
+        <w:rPr>
+          <w:lang w:val="fr_FR" w:bidi="fr_FR"/>
+        </w:rPr>
+        <w:t xml:space="preserve"> </w:t>
+      </w:r>
       <w:r>
         <w:rPr>
           <w:lang w:val="fr_FR" w:bidi="fr_FR"/>
         </w:rPr>
         <w:t xml:space="preserve">; </w:t>
       </w:r>
-      <w:hyperlink r:id="rId39">
-        <w:r>
-          <w:rPr>
-            <w:lang w:val="fr_FR" w:bidi="fr_FR"/>
-          </w:rPr>
-          <w:rPr>
-            <w:color w:val="0000EE"/>
-            <w:u w:val="single"/>
-          </w:rPr>
-          <w:t>52.4–16</w:t>
-        </w:r>
-      </w:hyperlink>
+      <w:r>
+        <w:rPr>
+          <w:lang w:val="fr_FR" w:bidi="fr_FR"/>
+        </w:rPr>
+        <w:t>52.4–16</w:t>
+      </w:r>
       <w:r>
         <w:rPr>
           <w:lang w:val="fr_FR" w:bidi="fr_FR"/>
         </w:rPr>
         <w:t xml:space="preserve">, </w:t>
       </w:r>
-      <w:hyperlink r:id="rId40">
-        <w:r>
-          <w:rPr>
-            <w:lang w:val="fr_FR" w:bidi="fr_FR"/>
-          </w:rPr>
-          <w:rPr>
-            <w:color w:val="0000EE"/>
-            <w:u w:val="single"/>
-          </w:rPr>
-          <w:t>28–30</w:t>
-        </w:r>
-      </w:hyperlink>
-      <w:hyperlink r:id="rId19">
-        <w:r>
-          <w:rPr>
-            <w:lang w:val="fr_FR" w:bidi="fr_FR"/>
-          </w:rPr>
-          <w:rPr>
-            <w:color w:val="0000EE"/>
-            <w:u w:val="single"/>
-          </w:rPr>
-          <w:t xml:space="preserve"> </w:t>
-        </w:r>
-      </w:hyperlink>
+      <w:r>
+        <w:rPr>
+          <w:lang w:val="fr_FR" w:bidi="fr_FR"/>
+        </w:rPr>
+        <w:t>28–30</w:t>
+      </w:r>
+      <w:r>
+        <w:rPr>
+          <w:lang w:val="fr_FR" w:bidi="fr_FR"/>
+        </w:rPr>
+        <w:t xml:space="preserve"> </w:t>
+      </w:r>
       <w:r>
         <w:rPr>
           <w:lang w:val="fr_FR" w:bidi="fr_FR"/>
         </w:rPr>
         <w:t xml:space="preserve">; </w:t>
       </w:r>
-      <w:hyperlink r:id="rId41">
-        <w:r>
-          <w:rPr>
-            <w:lang w:val="fr_FR" w:bidi="fr_FR"/>
-          </w:rPr>
-          <w:rPr>
-            <w:color w:val="0000EE"/>
-            <w:u w:val="single"/>
-          </w:rPr>
-          <w:t>Ez 26.7</w:t>
-        </w:r>
-      </w:hyperlink>
-      <w:hyperlink r:id="rId19">
-        <w:r>
-          <w:rPr>
-            <w:lang w:val="fr_FR" w:bidi="fr_FR"/>
-          </w:rPr>
-          <w:rPr>
-            <w:color w:val="0000EE"/>
-            <w:u w:val="single"/>
-          </w:rPr>
-          <w:t xml:space="preserve"> </w:t>
-        </w:r>
-      </w:hyperlink>
+      <w:r>
+        <w:rPr>
+          <w:lang w:val="fr_FR" w:bidi="fr_FR"/>
+        </w:rPr>
+        <w:t>Ez 26.7</w:t>
+      </w:r>
+      <w:r>
+        <w:rPr>
+          <w:lang w:val="fr_FR" w:bidi="fr_FR"/>
+        </w:rPr>
+        <w:t xml:space="preserve"> </w:t>
+      </w:r>
       <w:r>
         <w:rPr>
           <w:lang w:val="fr_FR" w:bidi="fr_FR"/>
         </w:rPr>
         <w:t xml:space="preserve">; </w:t>
       </w:r>
-      <w:hyperlink r:id="rId42">
-        <w:r>
-          <w:rPr>
-            <w:lang w:val="fr_FR" w:bidi="fr_FR"/>
-          </w:rPr>
-          <w:rPr>
-            <w:color w:val="0000EE"/>
-            <w:u w:val="single"/>
-          </w:rPr>
-          <w:t>29.18–20</w:t>
-        </w:r>
-      </w:hyperlink>
-      <w:hyperlink r:id="rId19">
-        <w:r>
-          <w:rPr>
-            <w:lang w:val="fr_FR" w:bidi="fr_FR"/>
-          </w:rPr>
-          <w:rPr>
-            <w:color w:val="0000EE"/>
-            <w:u w:val="single"/>
-          </w:rPr>
-          <w:t xml:space="preserve"> </w:t>
-        </w:r>
-      </w:hyperlink>
+      <w:r>
+        <w:rPr>
+          <w:lang w:val="fr_FR" w:bidi="fr_FR"/>
+        </w:rPr>
+        <w:t>29.18–20</w:t>
+      </w:r>
+      <w:r>
+        <w:rPr>
+          <w:lang w:val="fr_FR" w:bidi="fr_FR"/>
+        </w:rPr>
+        <w:t xml:space="preserve"> </w:t>
+      </w:r>
       <w:r>
         <w:rPr>
           <w:lang w:val="fr_FR" w:bidi="fr_FR"/>
         </w:rPr>
         <w:t xml:space="preserve">; </w:t>
       </w:r>
-      <w:hyperlink r:id="rId43">
-        <w:r>
-          <w:rPr>
-            <w:lang w:val="fr_FR" w:bidi="fr_FR"/>
-          </w:rPr>
-          <w:rPr>
-            <w:color w:val="0000EE"/>
-            <w:u w:val="single"/>
-          </w:rPr>
-          <w:t>30.10–11</w:t>
-        </w:r>
-      </w:hyperlink>
-      <w:hyperlink r:id="rId19">
-        <w:r>
-          <w:rPr>
-            <w:lang w:val="fr_FR" w:bidi="fr_FR"/>
-          </w:rPr>
-          <w:rPr>
-            <w:color w:val="0000EE"/>
-            <w:u w:val="single"/>
-          </w:rPr>
-          <w:t xml:space="preserve"> </w:t>
-        </w:r>
-      </w:hyperlink>
+      <w:r>
+        <w:rPr>
+          <w:lang w:val="fr_FR" w:bidi="fr_FR"/>
+        </w:rPr>
+        <w:t>30.10–11</w:t>
+      </w:r>
+      <w:r>
+        <w:rPr>
+          <w:lang w:val="fr_FR" w:bidi="fr_FR"/>
+        </w:rPr>
+        <w:t xml:space="preserve"> </w:t>
+      </w:r>
       <w:r>
         <w:rPr>
           <w:lang w:val="fr_FR" w:bidi="fr_FR"/>
         </w:rPr>
         <w:t xml:space="preserve">; </w:t>
       </w:r>
-      <w:hyperlink r:id="rId44">
-        <w:r>
-          <w:rPr>
-            <w:lang w:val="fr_FR" w:bidi="fr_FR"/>
-          </w:rPr>
-          <w:rPr>
-            <w:color w:val="0000EE"/>
-            <w:u w:val="single"/>
-          </w:rPr>
-          <w:t>Dn 1.1–4.37</w:t>
-        </w:r>
-      </w:hyperlink>
+      <w:r>
+        <w:rPr>
+          <w:lang w:val="fr_FR" w:bidi="fr_FR"/>
+        </w:rPr>
+        <w:t>Dn 1.1–4.37</w:t>
+      </w:r>
       <w:r>
         <w:rPr>
           <w:lang w:val="fr_FR" w:bidi="fr_FR"/>
@@ -1170,18 +858,12 @@
         </w:rPr>
         <w:t>Avant de revenir en Judée, Néhémie occupait la fonction d’échanson auprès du roi perse Artaxerxès Iᵉʳ, qui a régné de 465 à 424 av. J.-C. Son rôle en tant qu’échanson était de servir le vin au roi, en le goûtant d’abord pour s’assurer qu’il n’était pas empoisonné. Il était un conseiller de confiance. Lorsqu’il a appris la triste situation de Jérusalem, Néhémie a été profondément touché. Il a demandé au roi la permission de retourner en Judée pour venir en aide à son peuple. Le roi a accepté et l’a nommé gouverneur de Judée pour une durée de douze ans, afin qu’il puisse soutenir ses frères juifs et reconstruire les murailles de Jérusalem. (</w:t>
       </w:r>
-      <w:hyperlink r:id="rId45">
-        <w:r>
-          <w:rPr>
-            <w:lang w:val="fr_FR" w:bidi="fr_FR"/>
-          </w:rPr>
-          <w:rPr>
-            <w:color w:val="0000EE"/>
-            <w:u w:val="single"/>
-          </w:rPr>
-          <w:t>Né 1.1–2.8</w:t>
-        </w:r>
-      </w:hyperlink>
+      <w:r>
+        <w:rPr>
+          <w:lang w:val="fr_FR" w:bidi="fr_FR"/>
+        </w:rPr>
+        <w:t>Né 1.1–2.8</w:t>
+      </w:r>
       <w:r>
         <w:rPr>
           <w:lang w:val="fr_FR" w:bidi="fr_FR"/>
@@ -1216,108 +898,72 @@
         </w:rPr>
         <w:t>Néhémie était animé d’une grande foi, dont témoignent ses prières et sa confiance en la guidance et en l’aide divines (</w:t>
       </w:r>
-      <w:hyperlink r:id="rId46">
-        <w:r>
-          <w:rPr>
-            <w:lang w:val="fr_FR" w:bidi="fr_FR"/>
-          </w:rPr>
-          <w:rPr>
-            <w:color w:val="0000EE"/>
-            <w:u w:val="single"/>
-          </w:rPr>
-          <w:t>Né 1.4–11</w:t>
-        </w:r>
-      </w:hyperlink>
+      <w:r>
+        <w:rPr>
+          <w:lang w:val="fr_FR" w:bidi="fr_FR"/>
+        </w:rPr>
+        <w:t>Né 1.4–11</w:t>
+      </w:r>
       <w:r>
         <w:rPr>
           <w:lang w:val="fr_FR" w:bidi="fr_FR"/>
         </w:rPr>
         <w:t xml:space="preserve"> ; </w:t>
       </w:r>
-      <w:hyperlink r:id="rId47">
-        <w:r>
-          <w:rPr>
-            <w:lang w:val="fr_FR" w:bidi="fr_FR"/>
-          </w:rPr>
-          <w:rPr>
-            <w:color w:val="0000EE"/>
-            <w:u w:val="single"/>
-          </w:rPr>
-          <w:t>2.4</w:t>
-        </w:r>
-      </w:hyperlink>
+      <w:r>
+        <w:rPr>
+          <w:lang w:val="fr_FR" w:bidi="fr_FR"/>
+        </w:rPr>
+        <w:t>2.4</w:t>
+      </w:r>
       <w:r>
         <w:rPr>
           <w:lang w:val="fr_FR" w:bidi="fr_FR"/>
         </w:rPr>
         <w:t xml:space="preserve">, </w:t>
       </w:r>
-      <w:hyperlink r:id="rId48">
-        <w:r>
-          <w:rPr>
-            <w:lang w:val="fr_FR" w:bidi="fr_FR"/>
-          </w:rPr>
-          <w:rPr>
-            <w:color w:val="0000EE"/>
-            <w:u w:val="single"/>
-          </w:rPr>
-          <w:t>8</w:t>
-        </w:r>
-      </w:hyperlink>
+      <w:r>
+        <w:rPr>
+          <w:lang w:val="fr_FR" w:bidi="fr_FR"/>
+        </w:rPr>
+        <w:t>8</w:t>
+      </w:r>
       <w:r>
         <w:rPr>
           <w:lang w:val="fr_FR" w:bidi="fr_FR"/>
         </w:rPr>
         <w:t xml:space="preserve">, </w:t>
       </w:r>
-      <w:hyperlink r:id="rId49">
-        <w:r>
-          <w:rPr>
-            <w:lang w:val="fr_FR" w:bidi="fr_FR"/>
-          </w:rPr>
-          <w:rPr>
-            <w:color w:val="0000EE"/>
-            <w:u w:val="single"/>
-          </w:rPr>
-          <w:t>18</w:t>
-        </w:r>
-      </w:hyperlink>
+      <w:r>
+        <w:rPr>
+          <w:lang w:val="fr_FR" w:bidi="fr_FR"/>
+        </w:rPr>
+        <w:t>18</w:t>
+      </w:r>
       <w:r>
         <w:rPr>
           <w:lang w:val="fr_FR" w:bidi="fr_FR"/>
         </w:rPr>
         <w:t xml:space="preserve">, </w:t>
       </w:r>
-      <w:hyperlink r:id="rId50">
-        <w:r>
-          <w:rPr>
-            <w:lang w:val="fr_FR" w:bidi="fr_FR"/>
-          </w:rPr>
-          <w:rPr>
-            <w:color w:val="0000EE"/>
-            <w:u w:val="single"/>
-          </w:rPr>
-          <w:t>20</w:t>
-        </w:r>
-      </w:hyperlink>
+      <w:r>
+        <w:rPr>
+          <w:lang w:val="fr_FR" w:bidi="fr_FR"/>
+        </w:rPr>
+        <w:t>20</w:t>
+      </w:r>
       <w:r>
         <w:rPr>
           <w:lang w:val="fr_FR" w:bidi="fr_FR"/>
         </w:rPr>
         <w:t>). Il soutenait également la justice économique. Il a critiqué certains riches Judéens qui profitaient d’une pénurie de nourriture pour imposer des taux d’intérêt élevés à leurs parents plus pauvres. Il a servi de modèle par son comportement vertueux. (</w:t>
       </w:r>
-      <w:hyperlink r:id="rId51">
-        <w:r>
-          <w:rPr>
-            <w:lang w:val="fr_FR" w:bidi="fr_FR"/>
-          </w:rPr>
-          <w:rPr>
-            <w:color w:val="0000EE"/>
-            <w:u w:val="single"/>
-          </w:rPr>
-          <w:t>Né 5</w:t>
-        </w:r>
-      </w:hyperlink>
+      <w:r>
+        <w:rPr>
+          <w:lang w:val="fr_FR" w:bidi="fr_FR"/>
+        </w:rPr>
+        <w:t>Né 5</w:t>
+      </w:r>
       <w:r>
         <w:rPr>
           <w:lang w:val="fr_FR" w:bidi="fr_FR"/>
@@ -1338,54 +984,36 @@
         </w:rPr>
         <w:t>Néhémie se préoccupait profondément de la fidélité du peuple. Il a personnellement confronté les hommes qui avaient épousé des femmes non-juives (</w:t>
       </w:r>
-      <w:hyperlink r:id="rId52">
-        <w:r>
-          <w:rPr>
-            <w:lang w:val="fr_FR" w:bidi="fr_FR"/>
-          </w:rPr>
-          <w:rPr>
-            <w:color w:val="0000EE"/>
-            <w:u w:val="single"/>
-          </w:rPr>
-          <w:t>Né 13.23–29</w:t>
-        </w:r>
-      </w:hyperlink>
+      <w:r>
+        <w:rPr>
+          <w:lang w:val="fr_FR" w:bidi="fr_FR"/>
+        </w:rPr>
+        <w:t>Né 13.23–29</w:t>
+      </w:r>
       <w:r>
         <w:rPr>
           <w:lang w:val="fr_FR" w:bidi="fr_FR"/>
         </w:rPr>
         <w:t>). Il s’est engagé à maintenir le culte du temple. Il a conduit la communauté juive à promettre son soutien aux ouvriers du temple et à faire des offrandes (</w:t>
       </w:r>
-      <w:hyperlink r:id="rId53">
-        <w:r>
-          <w:rPr>
-            <w:lang w:val="fr_FR" w:bidi="fr_FR"/>
-          </w:rPr>
-          <w:rPr>
-            <w:color w:val="0000EE"/>
-            <w:u w:val="single"/>
-          </w:rPr>
-          <w:t>Né 10.32–39</w:t>
-        </w:r>
-      </w:hyperlink>
+      <w:r>
+        <w:rPr>
+          <w:lang w:val="fr_FR" w:bidi="fr_FR"/>
+        </w:rPr>
+        <w:t>Né 10.32–39</w:t>
+      </w:r>
       <w:r>
         <w:rPr>
           <w:lang w:val="fr_FR" w:bidi="fr_FR"/>
         </w:rPr>
         <w:t>). Il a également amélioré la manière dont ils observaient le sabbat (</w:t>
       </w:r>
-      <w:hyperlink r:id="rId54">
-        <w:r>
-          <w:rPr>
-            <w:lang w:val="fr_FR" w:bidi="fr_FR"/>
-          </w:rPr>
-          <w:rPr>
-            <w:color w:val="0000EE"/>
-            <w:u w:val="single"/>
-          </w:rPr>
-          <w:t>Né 13.15–22</w:t>
-        </w:r>
-      </w:hyperlink>
+      <w:r>
+        <w:rPr>
+          <w:lang w:val="fr_FR" w:bidi="fr_FR"/>
+        </w:rPr>
+        <w:t>Né 13.15–22</w:t>
+      </w:r>
       <w:r>
         <w:rPr>
           <w:lang w:val="fr_FR" w:bidi="fr_FR"/>
@@ -1406,18 +1034,12 @@
         </w:rPr>
         <w:t xml:space="preserve">Bien qu’il y eût encore des problèmes à la fin de son séjour à Jérusalem (voir </w:t>
       </w:r>
-      <w:hyperlink r:id="rId55">
-        <w:r>
-          <w:rPr>
-            <w:lang w:val="fr_FR" w:bidi="fr_FR"/>
-          </w:rPr>
-          <w:rPr>
-            <w:color w:val="0000EE"/>
-            <w:u w:val="single"/>
-          </w:rPr>
-          <w:t>Né 13</w:t>
-        </w:r>
-      </w:hyperlink>
+      <w:r>
+        <w:rPr>
+          <w:lang w:val="fr_FR" w:bidi="fr_FR"/>
+        </w:rPr>
+        <w:t>Né 13</w:t>
+      </w:r>
       <w:r>
         <w:rPr>
           <w:lang w:val="fr_FR" w:bidi="fr_FR"/>
@@ -1447,54 +1069,36 @@
           <w:lang w:val="fr_FR" w:bidi="fr_FR"/>
         </w:rPr>
       </w:r>
-      <w:hyperlink r:id="rId56">
-        <w:r>
-          <w:rPr>
-            <w:lang w:val="fr_FR" w:bidi="fr_FR"/>
-          </w:rPr>
-          <w:rPr>
-            <w:color w:val="0000EE"/>
-            <w:u w:val="single"/>
-          </w:rPr>
-          <w:t>Né 1.1–7.73</w:t>
-        </w:r>
-      </w:hyperlink>
+      <w:r>
+        <w:rPr>
+          <w:lang w:val="fr_FR" w:bidi="fr_FR"/>
+        </w:rPr>
+        <w:t>Né 1.1–7.73</w:t>
+      </w:r>
       <w:r>
         <w:rPr>
           <w:lang w:val="fr_FR" w:bidi="fr_FR"/>
         </w:rPr>
         <w:t xml:space="preserve"> ; </w:t>
       </w:r>
-      <w:hyperlink r:id="rId57">
-        <w:r>
-          <w:rPr>
-            <w:lang w:val="fr_FR" w:bidi="fr_FR"/>
-          </w:rPr>
-          <w:rPr>
-            <w:color w:val="0000EE"/>
-            <w:u w:val="single"/>
-          </w:rPr>
-          <w:t>8.9–10</w:t>
-        </w:r>
-      </w:hyperlink>
+      <w:r>
+        <w:rPr>
+          <w:lang w:val="fr_FR" w:bidi="fr_FR"/>
+        </w:rPr>
+        <w:t>8.9–10</w:t>
+      </w:r>
       <w:r>
         <w:rPr>
           <w:lang w:val="fr_FR" w:bidi="fr_FR"/>
         </w:rPr>
         <w:t xml:space="preserve"> ; </w:t>
       </w:r>
-      <w:hyperlink r:id="rId58">
-        <w:r>
-          <w:rPr>
-            <w:lang w:val="fr_FR" w:bidi="fr_FR"/>
-          </w:rPr>
-          <w:rPr>
-            <w:color w:val="0000EE"/>
-            <w:u w:val="single"/>
-          </w:rPr>
-          <w:t>10.1–13.31</w:t>
-        </w:r>
-      </w:hyperlink>
+      <w:r>
+        <w:rPr>
+          <w:lang w:val="fr_FR" w:bidi="fr_FR"/>
+        </w:rPr>
+        <w:t>10.1–13.31</w:t>
+      </w:r>
       <w:r>
         <w:rPr>
           <w:lang w:val="fr_FR" w:bidi="fr_FR"/>
@@ -1593,18 +1197,12 @@
         </w:rPr>
         <w:t>Lorsque Paul a écrit aux Romains vers 57 apr. J.‑C., il les a exhortés à « se soumettre aux autorités supérieures », celles « instituées par Dieu » (</w:t>
       </w:r>
-      <w:hyperlink r:id="rId59">
-        <w:r>
-          <w:rPr>
-            <w:lang w:val="fr_FR" w:bidi="fr_FR"/>
-          </w:rPr>
-          <w:rPr>
-            <w:color w:val="0000EE"/>
-            <w:u w:val="single"/>
-          </w:rPr>
-          <w:t>Rm 13.1</w:t>
-        </w:r>
-      </w:hyperlink>
+      <w:r>
+        <w:rPr>
+          <w:lang w:val="fr_FR" w:bidi="fr_FR"/>
+        </w:rPr>
+        <w:t>Rm 13.1</w:t>
+      </w:r>
       <w:r>
         <w:rPr>
           <w:lang w:val="fr_FR" w:bidi="fr_FR"/>
@@ -1625,18 +1223,12 @@
         </w:rPr>
         <w:t xml:space="preserve">Les pires actions de Néron ont eu lieu après avoir organisé le meurtre de sa mère en 59 après J.‑C. (la même année où Paul en a appelé à César, </w:t>
       </w:r>
-      <w:hyperlink r:id="rId60">
-        <w:r>
-          <w:rPr>
-            <w:lang w:val="fr_FR" w:bidi="fr_FR"/>
-          </w:rPr>
-          <w:rPr>
-            <w:color w:val="0000EE"/>
-            <w:u w:val="single"/>
-          </w:rPr>
-          <w:t>Ac 25.11</w:t>
-        </w:r>
-      </w:hyperlink>
+      <w:r>
+        <w:rPr>
+          <w:lang w:val="fr_FR" w:bidi="fr_FR"/>
+        </w:rPr>
+        <w:t>Ac 25.11</w:t>
+      </w:r>
       <w:r>
         <w:rPr>
           <w:lang w:val="fr_FR" w:bidi="fr_FR"/>
@@ -1753,18 +1345,12 @@
           <w:lang w:val="fr_FR" w:bidi="fr_FR"/>
         </w:rPr>
       </w:r>
-      <w:hyperlink r:id="rId61">
-        <w:r>
-          <w:rPr>
-            <w:lang w:val="fr_FR" w:bidi="fr_FR"/>
-          </w:rPr>
-          <w:rPr>
-            <w:color w:val="0000EE"/>
-            <w:u w:val="single"/>
-          </w:rPr>
-          <w:t>Rm 13.1–7</w:t>
-        </w:r>
-      </w:hyperlink>
+      <w:r>
+        <w:rPr>
+          <w:lang w:val="fr_FR" w:bidi="fr_FR"/>
+        </w:rPr>
+        <w:t>Rm 13.1–7</w:t>
+      </w:r>
       <w:r>
         <w:rPr>
           <w:lang w:val="fr_FR" w:bidi="fr_FR"/>
@@ -1813,18 +1399,12 @@
         </w:rPr>
         <w:t>Nicodème était un pharisien juif respecté (</w:t>
       </w:r>
-      <w:hyperlink r:id="rId62">
-        <w:r>
-          <w:rPr>
-            <w:lang w:val="fr_FR" w:bidi="fr_FR"/>
-          </w:rPr>
-          <w:rPr>
-            <w:color w:val="0000EE"/>
-            <w:u w:val="single"/>
-          </w:rPr>
-          <w:t>Jn 3.1</w:t>
-        </w:r>
-      </w:hyperlink>
+      <w:r>
+        <w:rPr>
+          <w:lang w:val="fr_FR" w:bidi="fr_FR"/>
+        </w:rPr>
+        <w:t>Jn 3.1</w:t>
+      </w:r>
       <w:r>
         <w:rPr>
           <w:lang w:val="fr_FR" w:bidi="fr_FR"/>
@@ -1845,18 +1425,12 @@
         </w:rPr>
         <w:t>Nicodème était curieux de l’autorité et des miracles de Jésus. Il a donc rendu visite à Jésus en secret la nuit pour en apprendre davantage sur lui. Jésus lui a dit qu’il devait naître de nouveau pour entrer dans le royaume de Dieu (</w:t>
       </w:r>
-      <w:hyperlink r:id="rId63">
-        <w:r>
-          <w:rPr>
-            <w:lang w:val="fr_FR" w:bidi="fr_FR"/>
-          </w:rPr>
-          <w:rPr>
-            <w:color w:val="0000EE"/>
-            <w:u w:val="single"/>
-          </w:rPr>
-          <w:t>Jn 3.1–8</w:t>
-        </w:r>
-      </w:hyperlink>
+      <w:r>
+        <w:rPr>
+          <w:lang w:val="fr_FR" w:bidi="fr_FR"/>
+        </w:rPr>
+        <w:t>Jn 3.1–8</w:t>
+      </w:r>
       <w:r>
         <w:rPr>
           <w:lang w:val="fr_FR" w:bidi="fr_FR"/>
@@ -1877,36 +1451,24 @@
         </w:rPr>
         <w:t>Plus tard, contrairement à ses collègues du Sanhédrin, Nicodème a fermement défendu l’idée que Jésus méritait un procès équitable (</w:t>
       </w:r>
-      <w:hyperlink r:id="rId64">
-        <w:r>
-          <w:rPr>
-            <w:lang w:val="fr_FR" w:bidi="fr_FR"/>
-          </w:rPr>
-          <w:rPr>
-            <w:color w:val="0000EE"/>
-            <w:u w:val="single"/>
-          </w:rPr>
-          <w:t>Jn 7.50–51</w:t>
-        </w:r>
-      </w:hyperlink>
+      <w:r>
+        <w:rPr>
+          <w:lang w:val="fr_FR" w:bidi="fr_FR"/>
+        </w:rPr>
+        <w:t>Jn 7.50–51</w:t>
+      </w:r>
       <w:r>
         <w:rPr>
           <w:lang w:val="fr_FR" w:bidi="fr_FR"/>
         </w:rPr>
         <w:t>). Après la crucifixion de Jésus, il a acheté soixante-quinze livres de parfum coûteux pour l’enterrement. Il les a apportés au tombeau et a aidé Joseph d’Arimathée à enterrer Jésus (</w:t>
       </w:r>
-      <w:hyperlink r:id="rId65">
-        <w:r>
-          <w:rPr>
-            <w:lang w:val="fr_FR" w:bidi="fr_FR"/>
-          </w:rPr>
-          <w:rPr>
-            <w:color w:val="0000EE"/>
-            <w:u w:val="single"/>
-          </w:rPr>
-          <w:t>Jn 19.39–42</w:t>
-        </w:r>
-      </w:hyperlink>
+      <w:r>
+        <w:rPr>
+          <w:lang w:val="fr_FR" w:bidi="fr_FR"/>
+        </w:rPr>
+        <w:t>Jn 19.39–42</w:t>
+      </w:r>
       <w:r>
         <w:rPr>
           <w:lang w:val="fr_FR" w:bidi="fr_FR"/>
@@ -1936,54 +1498,36 @@
           <w:lang w:val="fr_FR" w:bidi="fr_FR"/>
         </w:rPr>
       </w:r>
-      <w:hyperlink r:id="rId66">
-        <w:r>
-          <w:rPr>
-            <w:lang w:val="fr_FR" w:bidi="fr_FR"/>
-          </w:rPr>
-          <w:rPr>
-            <w:color w:val="0000EE"/>
-            <w:u w:val="single"/>
-          </w:rPr>
-          <w:t>Jn 3.1–9</w:t>
-        </w:r>
-      </w:hyperlink>
+      <w:r>
+        <w:rPr>
+          <w:lang w:val="fr_FR" w:bidi="fr_FR"/>
+        </w:rPr>
+        <w:t>Jn 3.1–9</w:t>
+      </w:r>
       <w:r>
         <w:rPr>
           <w:lang w:val="fr_FR" w:bidi="fr_FR"/>
         </w:rPr>
         <w:t xml:space="preserve"> ; </w:t>
       </w:r>
-      <w:hyperlink r:id="rId67">
-        <w:r>
-          <w:rPr>
-            <w:lang w:val="fr_FR" w:bidi="fr_FR"/>
-          </w:rPr>
-          <w:rPr>
-            <w:color w:val="0000EE"/>
-            <w:u w:val="single"/>
-          </w:rPr>
-          <w:t>7.50</w:t>
-        </w:r>
-      </w:hyperlink>
+      <w:r>
+        <w:rPr>
+          <w:lang w:val="fr_FR" w:bidi="fr_FR"/>
+        </w:rPr>
+        <w:t>7.50</w:t>
+      </w:r>
       <w:r>
         <w:rPr>
           <w:lang w:val="fr_FR" w:bidi="fr_FR"/>
         </w:rPr>
         <w:t xml:space="preserve"> ; </w:t>
       </w:r>
-      <w:hyperlink r:id="rId65">
-        <w:r>
-          <w:rPr>
-            <w:lang w:val="fr_FR" w:bidi="fr_FR"/>
-          </w:rPr>
-          <w:rPr>
-            <w:color w:val="0000EE"/>
-            <w:u w:val="single"/>
-          </w:rPr>
-          <w:t>19.39–42</w:t>
-        </w:r>
-      </w:hyperlink>
+      <w:r>
+        <w:rPr>
+          <w:lang w:val="fr_FR" w:bidi="fr_FR"/>
+        </w:rPr>
+        <w:t>19.39–42</w:t>
+      </w:r>
       <w:r>
         <w:rPr>
           <w:lang w:val="fr_FR" w:bidi="fr_FR"/>
@@ -2032,18 +1576,12 @@
         </w:rPr>
         <w:t>Noé était le fils de Lémec et un descendant de Seth (</w:t>
       </w:r>
-      <w:hyperlink r:id="rId68">
-        <w:r>
-          <w:rPr>
-            <w:lang w:val="fr_FR" w:bidi="fr_FR"/>
-          </w:rPr>
-          <w:rPr>
-            <w:color w:val="0000EE"/>
-            <w:u w:val="single"/>
-          </w:rPr>
-          <w:t>Gn 5.3–29</w:t>
-        </w:r>
-      </w:hyperlink>
+      <w:r>
+        <w:rPr>
+          <w:lang w:val="fr_FR" w:bidi="fr_FR"/>
+        </w:rPr>
+        <w:t>Gn 5.3–29</w:t>
+      </w:r>
       <w:r>
         <w:rPr>
           <w:lang w:val="fr_FR" w:bidi="fr_FR"/>
@@ -2064,126 +1602,84 @@
         </w:rPr>
         <w:t>Dieu avait prévu de détruire la création en raison de la méchanceté humaine généralisée (</w:t>
       </w:r>
-      <w:hyperlink r:id="rId69">
-        <w:r>
-          <w:rPr>
-            <w:lang w:val="fr_FR" w:bidi="fr_FR"/>
-          </w:rPr>
-          <w:rPr>
-            <w:color w:val="0000EE"/>
-            <w:u w:val="single"/>
-          </w:rPr>
-          <w:t>Gn 6.1–7</w:t>
-        </w:r>
-      </w:hyperlink>
+      <w:r>
+        <w:rPr>
+          <w:lang w:val="fr_FR" w:bidi="fr_FR"/>
+        </w:rPr>
+        <w:t>Gn 6.1–7</w:t>
+      </w:r>
       <w:r>
         <w:rPr>
           <w:lang w:val="fr_FR" w:bidi="fr_FR"/>
         </w:rPr>
         <w:t xml:space="preserve"> ; voir </w:t>
       </w:r>
-      <w:hyperlink r:id="rId70">
-        <w:r>
-          <w:rPr>
-            <w:lang w:val="fr_FR" w:bidi="fr_FR"/>
-          </w:rPr>
-          <w:rPr>
-            <w:color w:val="0000EE"/>
-            <w:u w:val="single"/>
-          </w:rPr>
-          <w:t>Mt 24.37–39</w:t>
-        </w:r>
-      </w:hyperlink>
+      <w:r>
+        <w:rPr>
+          <w:lang w:val="fr_FR" w:bidi="fr_FR"/>
+        </w:rPr>
+        <w:t>Mt 24.37–39</w:t>
+      </w:r>
       <w:r>
         <w:rPr>
           <w:lang w:val="fr_FR" w:bidi="fr_FR"/>
         </w:rPr>
         <w:t xml:space="preserve"> ; </w:t>
       </w:r>
-      <w:hyperlink r:id="rId71">
-        <w:r>
-          <w:rPr>
-            <w:lang w:val="fr_FR" w:bidi="fr_FR"/>
-          </w:rPr>
-          <w:rPr>
-            <w:color w:val="0000EE"/>
-            <w:u w:val="single"/>
-          </w:rPr>
-          <w:t>Lc 17.26–27</w:t>
-        </w:r>
-      </w:hyperlink>
+      <w:r>
+        <w:rPr>
+          <w:lang w:val="fr_FR" w:bidi="fr_FR"/>
+        </w:rPr>
+        <w:t>Lc 17.26–27</w:t>
+      </w:r>
       <w:r>
         <w:rPr>
           <w:lang w:val="fr_FR" w:bidi="fr_FR"/>
         </w:rPr>
         <w:t>), mais il a choisi de sauver Noé (</w:t>
       </w:r>
-      <w:hyperlink r:id="rId72">
-        <w:r>
-          <w:rPr>
-            <w:lang w:val="fr_FR" w:bidi="fr_FR"/>
-          </w:rPr>
-          <w:rPr>
-            <w:color w:val="0000EE"/>
-            <w:u w:val="single"/>
-          </w:rPr>
-          <w:t>Gn 6.8</w:t>
-        </w:r>
-      </w:hyperlink>
+      <w:r>
+        <w:rPr>
+          <w:lang w:val="fr_FR" w:bidi="fr_FR"/>
+        </w:rPr>
+        <w:t>Gn 6.8</w:t>
+      </w:r>
       <w:r>
         <w:rPr>
           <w:lang w:val="fr_FR" w:bidi="fr_FR"/>
         </w:rPr>
         <w:t>). Dieu a donné à Noé, qui était juste et intègre (</w:t>
       </w:r>
-      <w:hyperlink r:id="rId73">
-        <w:r>
-          <w:rPr>
-            <w:lang w:val="fr_FR" w:bidi="fr_FR"/>
-          </w:rPr>
-          <w:rPr>
-            <w:color w:val="0000EE"/>
-            <w:u w:val="single"/>
-          </w:rPr>
-          <w:t>Gn 6.9</w:t>
-        </w:r>
-      </w:hyperlink>
+      <w:r>
+        <w:rPr>
+          <w:lang w:val="fr_FR" w:bidi="fr_FR"/>
+        </w:rPr>
+        <w:t>Gn 6.9</w:t>
+      </w:r>
       <w:r>
         <w:rPr>
           <w:lang w:val="fr_FR" w:bidi="fr_FR"/>
         </w:rPr>
         <w:t>), des instructions détaillées pour construire l’arche. Seuls les huit membres de la famille de Noé et chaque espèce de créature seraient sauvées (</w:t>
       </w:r>
-      <w:hyperlink r:id="rId74">
-        <w:r>
-          <w:rPr>
-            <w:lang w:val="fr_FR" w:bidi="fr_FR"/>
-          </w:rPr>
-          <w:rPr>
-            <w:color w:val="0000EE"/>
-            <w:u w:val="single"/>
-          </w:rPr>
-          <w:t>Gn 6.14–8.19</w:t>
-        </w:r>
-      </w:hyperlink>
+      <w:r>
+        <w:rPr>
+          <w:lang w:val="fr_FR" w:bidi="fr_FR"/>
+        </w:rPr>
+        <w:t>Gn 6.14–8.19</w:t>
+      </w:r>
       <w:r>
         <w:rPr>
           <w:lang w:val="fr_FR" w:bidi="fr_FR"/>
         </w:rPr>
         <w:t>). Après le déluge, Noé et sa famille ont quitté l’arche. Noé a plu à Dieu lorsqu’il a construit un autel et offert des sacrifices. Dieu a promis de ne plus jamais submerger la terre entière ni de bouleverser les saisons, malgré le péché des humains (</w:t>
       </w:r>
-      <w:hyperlink r:id="rId75">
-        <w:r>
-          <w:rPr>
-            <w:lang w:val="fr_FR" w:bidi="fr_FR"/>
-          </w:rPr>
-          <w:rPr>
-            <w:color w:val="0000EE"/>
-            <w:u w:val="single"/>
-          </w:rPr>
-          <w:t>Gn 8.20–9.17</w:t>
-        </w:r>
-      </w:hyperlink>
+      <w:r>
+        <w:rPr>
+          <w:lang w:val="fr_FR" w:bidi="fr_FR"/>
+        </w:rPr>
+        <w:t>Gn 8.20–9.17</w:t>
+      </w:r>
       <w:r>
         <w:rPr>
           <w:lang w:val="fr_FR" w:bidi="fr_FR"/>
@@ -2204,108 +1700,72 @@
         </w:rPr>
         <w:t>Les fils de Noé étaient Sem, Cham et Japhet. Toutes les nations de la terre descendent d’eux (</w:t>
       </w:r>
-      <w:hyperlink r:id="rId76">
-        <w:r>
-          <w:rPr>
-            <w:lang w:val="fr_FR" w:bidi="fr_FR"/>
-          </w:rPr>
-          <w:rPr>
-            <w:color w:val="0000EE"/>
-            <w:u w:val="single"/>
-          </w:rPr>
-          <w:t>Gn 9.18–19</w:t>
-        </w:r>
-      </w:hyperlink>
+      <w:r>
+        <w:rPr>
+          <w:lang w:val="fr_FR" w:bidi="fr_FR"/>
+        </w:rPr>
+        <w:t>Gn 9.18–19</w:t>
+      </w:r>
       <w:r>
         <w:rPr>
           <w:lang w:val="fr_FR" w:bidi="fr_FR"/>
         </w:rPr>
         <w:t>). Lorsque Noé s’est enivré du vin qu’il avait produit, ses fils et leurs descendants ont été soit maudits, soit bénis selon leur comportement envers lui (</w:t>
       </w:r>
-      <w:hyperlink r:id="rId77">
-        <w:r>
-          <w:rPr>
-            <w:lang w:val="fr_FR" w:bidi="fr_FR"/>
-          </w:rPr>
-          <w:rPr>
-            <w:color w:val="0000EE"/>
-            <w:u w:val="single"/>
-          </w:rPr>
-          <w:t>Gn 9.20–27</w:t>
-        </w:r>
-      </w:hyperlink>
+      <w:r>
+        <w:rPr>
+          <w:lang w:val="fr_FR" w:bidi="fr_FR"/>
+        </w:rPr>
+        <w:t>Gn 9.20–27</w:t>
+      </w:r>
       <w:r>
         <w:rPr>
           <w:lang w:val="fr_FR" w:bidi="fr_FR"/>
         </w:rPr>
         <w:t>). Noé a vécu 950 ans, dont 350 ans après le déluge (</w:t>
       </w:r>
-      <w:hyperlink r:id="rId78">
-        <w:r>
-          <w:rPr>
-            <w:lang w:val="fr_FR" w:bidi="fr_FR"/>
-          </w:rPr>
-          <w:rPr>
-            <w:color w:val="0000EE"/>
-            <w:u w:val="single"/>
-          </w:rPr>
-          <w:t>Gn 9.28–29</w:t>
-        </w:r>
-      </w:hyperlink>
+      <w:r>
+        <w:rPr>
+          <w:lang w:val="fr_FR" w:bidi="fr_FR"/>
+        </w:rPr>
+        <w:t>Gn 9.28–29</w:t>
+      </w:r>
       <w:r>
         <w:rPr>
           <w:lang w:val="fr_FR" w:bidi="fr_FR"/>
         </w:rPr>
         <w:t xml:space="preserve">). C’est un exemple de droiture, d’obéissance, de courage et de foi (voir </w:t>
       </w:r>
-      <w:hyperlink r:id="rId79">
-        <w:r>
-          <w:rPr>
-            <w:lang w:val="fr_FR" w:bidi="fr_FR"/>
-          </w:rPr>
-          <w:rPr>
-            <w:color w:val="0000EE"/>
-            <w:u w:val="single"/>
-          </w:rPr>
-          <w:t>Ez 14.12–20</w:t>
-        </w:r>
-      </w:hyperlink>
+      <w:r>
+        <w:rPr>
+          <w:lang w:val="fr_FR" w:bidi="fr_FR"/>
+        </w:rPr>
+        <w:t>Ez 14.12–20</w:t>
+      </w:r>
       <w:r>
         <w:rPr>
           <w:lang w:val="fr_FR" w:bidi="fr_FR"/>
         </w:rPr>
         <w:t xml:space="preserve"> ; </w:t>
       </w:r>
-      <w:hyperlink r:id="rId80">
-        <w:r>
-          <w:rPr>
-            <w:lang w:val="fr_FR" w:bidi="fr_FR"/>
-          </w:rPr>
-          <w:rPr>
-            <w:color w:val="0000EE"/>
-            <w:u w:val="single"/>
-          </w:rPr>
-          <w:t>Hé 11.7</w:t>
-        </w:r>
-      </w:hyperlink>
+      <w:r>
+        <w:rPr>
+          <w:lang w:val="fr_FR" w:bidi="fr_FR"/>
+        </w:rPr>
+        <w:t>Hé 11.7</w:t>
+      </w:r>
       <w:r>
         <w:rPr>
           <w:lang w:val="fr_FR" w:bidi="fr_FR"/>
         </w:rPr>
         <w:t xml:space="preserve"> ; </w:t>
       </w:r>
-      <w:hyperlink r:id="rId81">
-        <w:r>
-          <w:rPr>
-            <w:lang w:val="fr_FR" w:bidi="fr_FR"/>
-          </w:rPr>
-          <w:rPr>
-            <w:color w:val="0000EE"/>
-            <w:u w:val="single"/>
-          </w:rPr>
-          <w:t>2P 2.5</w:t>
-        </w:r>
-      </w:hyperlink>
+      <w:r>
+        <w:rPr>
+          <w:lang w:val="fr_FR" w:bidi="fr_FR"/>
+        </w:rPr>
+        <w:t>2P 2.5</w:t>
+      </w:r>
       <w:r>
         <w:rPr>
           <w:lang w:val="fr_FR" w:bidi="fr_FR"/>
@@ -2335,180 +1795,120 @@
           <w:lang w:val="fr_FR" w:bidi="fr_FR"/>
         </w:rPr>
       </w:r>
-      <w:hyperlink r:id="rId82">
-        <w:r>
-          <w:rPr>
-            <w:lang w:val="fr_FR" w:bidi="fr_FR"/>
-          </w:rPr>
-          <w:rPr>
-            <w:color w:val="0000EE"/>
-            <w:u w:val="single"/>
-          </w:rPr>
-          <w:t>Gn 5.28–10.1</w:t>
-        </w:r>
-      </w:hyperlink>
+      <w:r>
+        <w:rPr>
+          <w:lang w:val="fr_FR" w:bidi="fr_FR"/>
+        </w:rPr>
+        <w:t>Gn 5.28–10.1</w:t>
+      </w:r>
       <w:r>
         <w:rPr>
           <w:lang w:val="fr_FR" w:bidi="fr_FR"/>
         </w:rPr>
         <w:t xml:space="preserve"> ; </w:t>
       </w:r>
-      <w:hyperlink r:id="rId83">
-        <w:r>
-          <w:rPr>
-            <w:lang w:val="fr_FR" w:bidi="fr_FR"/>
-          </w:rPr>
-          <w:rPr>
-            <w:color w:val="0000EE"/>
-            <w:u w:val="single"/>
-          </w:rPr>
-          <w:t>1 Ch 1.4</w:t>
-        </w:r>
-      </w:hyperlink>
+      <w:r>
+        <w:rPr>
+          <w:lang w:val="fr_FR" w:bidi="fr_FR"/>
+        </w:rPr>
+        <w:t>1 Ch 1.4</w:t>
+      </w:r>
       <w:r>
         <w:rPr>
           <w:lang w:val="fr_FR" w:bidi="fr_FR"/>
         </w:rPr>
         <w:t xml:space="preserve"> ; </w:t>
       </w:r>
-      <w:hyperlink r:id="rId84">
-        <w:r>
-          <w:rPr>
-            <w:lang w:val="fr_FR" w:bidi="fr_FR"/>
-          </w:rPr>
-          <w:rPr>
-            <w:color w:val="0000EE"/>
-            <w:u w:val="single"/>
-          </w:rPr>
-          <w:t>Es 54.9</w:t>
-        </w:r>
-      </w:hyperlink>
+      <w:r>
+        <w:rPr>
+          <w:lang w:val="fr_FR" w:bidi="fr_FR"/>
+        </w:rPr>
+        <w:t>Es 54.9</w:t>
+      </w:r>
       <w:r>
         <w:rPr>
           <w:lang w:val="fr_FR" w:bidi="fr_FR"/>
         </w:rPr>
         <w:t xml:space="preserve"> ; </w:t>
       </w:r>
-      <w:hyperlink r:id="rId79">
-        <w:r>
-          <w:rPr>
-            <w:lang w:val="fr_FR" w:bidi="fr_FR"/>
-          </w:rPr>
-          <w:rPr>
-            <w:color w:val="0000EE"/>
-            <w:u w:val="single"/>
-          </w:rPr>
-          <w:t>Ez 14.12–20</w:t>
-        </w:r>
-      </w:hyperlink>
+      <w:r>
+        <w:rPr>
+          <w:lang w:val="fr_FR" w:bidi="fr_FR"/>
+        </w:rPr>
+        <w:t>Ez 14.12–20</w:t>
+      </w:r>
       <w:r>
         <w:rPr>
           <w:lang w:val="fr_FR" w:bidi="fr_FR"/>
         </w:rPr>
         <w:t xml:space="preserve"> ; </w:t>
       </w:r>
-      <w:hyperlink r:id="rId85">
-        <w:r>
-          <w:rPr>
-            <w:lang w:val="fr_FR" w:bidi="fr_FR"/>
-          </w:rPr>
-          <w:rPr>
-            <w:color w:val="0000EE"/>
-            <w:u w:val="single"/>
-          </w:rPr>
-          <w:t>Mt 24.37–38</w:t>
-        </w:r>
-      </w:hyperlink>
+      <w:r>
+        <w:rPr>
+          <w:lang w:val="fr_FR" w:bidi="fr_FR"/>
+        </w:rPr>
+        <w:t>Mt 24.37–38</w:t>
+      </w:r>
       <w:r>
         <w:rPr>
           <w:lang w:val="fr_FR" w:bidi="fr_FR"/>
         </w:rPr>
         <w:t xml:space="preserve"> ; </w:t>
       </w:r>
-      <w:hyperlink r:id="rId86">
-        <w:r>
-          <w:rPr>
-            <w:lang w:val="fr_FR" w:bidi="fr_FR"/>
-          </w:rPr>
-          <w:rPr>
-            <w:color w:val="0000EE"/>
-            <w:u w:val="single"/>
-          </w:rPr>
-          <w:t>Lc 3.36</w:t>
-        </w:r>
-      </w:hyperlink>
+      <w:r>
+        <w:rPr>
+          <w:lang w:val="fr_FR" w:bidi="fr_FR"/>
+        </w:rPr>
+        <w:t>Lc 3.36</w:t>
+      </w:r>
       <w:r>
         <w:rPr>
           <w:lang w:val="fr_FR" w:bidi="fr_FR"/>
         </w:rPr>
         <w:t xml:space="preserve"> ; </w:t>
       </w:r>
-      <w:hyperlink r:id="rId71">
-        <w:r>
-          <w:rPr>
-            <w:lang w:val="fr_FR" w:bidi="fr_FR"/>
-          </w:rPr>
-          <w:rPr>
-            <w:color w:val="0000EE"/>
-            <w:u w:val="single"/>
-          </w:rPr>
-          <w:t>Lc 17.26–27</w:t>
-        </w:r>
-      </w:hyperlink>
+      <w:r>
+        <w:rPr>
+          <w:lang w:val="fr_FR" w:bidi="fr_FR"/>
+        </w:rPr>
+        <w:t>Lc 17.26–27</w:t>
+      </w:r>
       <w:r>
         <w:rPr>
           <w:lang w:val="fr_FR" w:bidi="fr_FR"/>
         </w:rPr>
         <w:t xml:space="preserve"> ; </w:t>
       </w:r>
-      <w:hyperlink r:id="rId80">
-        <w:r>
-          <w:rPr>
-            <w:lang w:val="fr_FR" w:bidi="fr_FR"/>
-          </w:rPr>
-          <w:rPr>
-            <w:color w:val="0000EE"/>
-            <w:u w:val="single"/>
-          </w:rPr>
-          <w:t>Hé 11.7</w:t>
-        </w:r>
-      </w:hyperlink>
+      <w:r>
+        <w:rPr>
+          <w:lang w:val="fr_FR" w:bidi="fr_FR"/>
+        </w:rPr>
+        <w:t>Hé 11.7</w:t>
+      </w:r>
       <w:r>
         <w:rPr>
           <w:lang w:val="fr_FR" w:bidi="fr_FR"/>
         </w:rPr>
         <w:t xml:space="preserve"> ; </w:t>
       </w:r>
-      <w:hyperlink r:id="rId87">
-        <w:r>
-          <w:rPr>
-            <w:lang w:val="fr_FR" w:bidi="fr_FR"/>
-          </w:rPr>
-          <w:rPr>
-            <w:color w:val="0000EE"/>
-            <w:u w:val="single"/>
-          </w:rPr>
-          <w:t>1P 3.20–21</w:t>
-        </w:r>
-      </w:hyperlink>
+      <w:r>
+        <w:rPr>
+          <w:lang w:val="fr_FR" w:bidi="fr_FR"/>
+        </w:rPr>
+        <w:t>1P 3.20–21</w:t>
+      </w:r>
       <w:r>
         <w:rPr>
           <w:lang w:val="fr_FR" w:bidi="fr_FR"/>
         </w:rPr>
         <w:t xml:space="preserve"> ; </w:t>
       </w:r>
-      <w:hyperlink r:id="rId81">
-        <w:r>
-          <w:rPr>
-            <w:lang w:val="fr_FR" w:bidi="fr_FR"/>
-          </w:rPr>
-          <w:rPr>
-            <w:color w:val="0000EE"/>
-            <w:u w:val="single"/>
-          </w:rPr>
-          <w:t>2P 2.5</w:t>
-        </w:r>
-      </w:hyperlink>
+      <w:r>
+        <w:rPr>
+          <w:lang w:val="fr_FR" w:bidi="fr_FR"/>
+        </w:rPr>
+        <w:t>2P 2.5</w:t>
+      </w:r>
       <w:r>
         <w:rPr>
           <w:lang w:val="fr_FR" w:bidi="fr_FR"/>
